--- a/Resources/JITAI_Task_Overview.docx
+++ b/Resources/JITAI_Task_Overview.docx
@@ -435,7 +435,7 @@
           </w:tcPr>
           <w:p>
             <w:r>
-              <w:t>Coin flip: if eligible, draw = Uniform(0,1); send = (draw &lt; p). If not eligible, send = False, draw = None</w:t>
+              <w:t>Coin flip + select: if eligible, draw = Uniform(0,1); send = (draw &lt; p). When send=True, draw one prompt_id at random from the eligible pool.</w:t>
             </w:r>
           </w:p>
         </w:tc>
@@ -514,8 +514,81 @@
           </w:p>
         </w:tc>
       </w:tr>
+      <w:tr>
+        <w:tc>
+          <w:tcPr>
+            <w:tcW w:type="dxa" w:w="2880"/>
+          </w:tcPr>
+          <w:p>
+            <w:pPr/>
+            <w:r>
+              <w:t>5a</w:t>
+            </w:r>
+          </w:p>
+        </w:tc>
+        <w:tc>
+          <w:tcPr>
+            <w:tcW w:type="dxa" w:w="2880"/>
+          </w:tcPr>
+          <w:p>
+            <w:pPr/>
+            <w:r>
+              <w:t>Build eligible prompt pool: load Survey-flagged prompts from REACTprompts.csv; log pool as eligible_prompt_ids on the jitai_log row.</w:t>
+            </w:r>
+          </w:p>
+        </w:tc>
+        <w:tc>
+          <w:tcPr>
+            <w:tcW w:type="dxa" w:w="2880"/>
+          </w:tcPr>
+          <w:p>
+            <w:pPr/>
+            <w:r>
+              <w:t>—</w:t>
+            </w:r>
+          </w:p>
+        </w:tc>
+      </w:tr>
     </w:tbl>
     <w:p/>
+    <w:p>
+      <w:pPr>
+        <w:pStyle w:val="Heading2"/>
+      </w:pPr>
+      <w:r>
+        <w:t>3a. Prompt Selection</w:t>
+      </w:r>
+    </w:p>
+    <w:p>
+      <w:pPr/>
+      <w:r>
+        <w:t>When a participant is eligible (MSSD exceeds the within-person threshold), the task selects a prompt from the Survey catalog before the coin flip.</w:t>
+      </w:r>
+    </w:p>
+    <w:p>
+      <w:pPr/>
+      <w:r>
+        <w:t>Catalog source:  backend/app/data/REACTprompts.csv (Eliana Bacal). Loaded at module import by notification_service._load_catalog(). Eliana's revisions require only a CSV update and redeploy — no code change.</w:t>
+      </w:r>
+    </w:p>
+    <w:p>
+      <w:pPr/>
+      <w:r>
+        <w:t>Selection rule (current):  All prompts with Trigger Condition = 'Survey' form the eligible pool. One is drawn at random. Domain routing (Alcohol vs. Eating vs. Cyber Aggression) is deferred until domain-specific EMA questions are finalized with Eliana.</w:t>
+      </w:r>
+    </w:p>
+    <w:p>
+      <w:pPr/>
+      <w:r>
+        <w:t>Telemetry prompts (Trigger Condition = 'Telemetry', P001–P012, P020–P032, P041–P045) are excluded from selection until the HRV/sleep spec from Celia is approved and wired in.</w:t>
+      </w:r>
+    </w:p>
+    <w:p>
+      <w:pPr/>
+      <w:r>
+        <w:t>Both the eligible pool (eligible_prompt_ids) and the drawn prompt (prompt_id) are recorded on the jitai_log row at every decision point, including control arm rows where send_prompt=False.</w:t>
+      </w:r>
+    </w:p>
     <w:p>
       <w:pPr>
         <w:pStyle w:val="Heading1"/>
@@ -965,6 +1038,181 @@
           </w:p>
         </w:tc>
       </w:tr>
+      <w:tr>
+        <w:tc>
+          <w:tcPr>
+            <w:tcW w:type="dxa" w:w="2880"/>
+          </w:tcPr>
+          <w:p>
+            <w:pPr/>
+            <w:r>
+              <w:t>eligible_prompt_ids</w:t>
+            </w:r>
+          </w:p>
+        </w:tc>
+        <w:tc>
+          <w:tcPr>
+            <w:tcW w:type="dxa" w:w="2880"/>
+          </w:tcPr>
+          <w:p>
+            <w:pPr/>
+            <w:r>
+              <w:t>Candidate pool at decision point</w:t>
+            </w:r>
+          </w:p>
+        </w:tc>
+        <w:tc>
+          <w:tcPr>
+            <w:tcW w:type="dxa" w:w="2880"/>
+          </w:tcPr>
+          <w:p>
+            <w:pPr/>
+            <w:r>
+              <w:t>JSON array of P-codes eligible for selection; enables MRT analysis of which prompts were available vs. which was drawn.</w:t>
+            </w:r>
+          </w:p>
+        </w:tc>
+      </w:tr>
+      <w:tr>
+        <w:tc>
+          <w:tcPr>
+            <w:tcW w:type="dxa" w:w="2880"/>
+          </w:tcPr>
+          <w:p>
+            <w:pPr/>
+            <w:r>
+              <w:t>ema_mood</w:t>
+            </w:r>
+          </w:p>
+        </w:tc>
+        <w:tc>
+          <w:tcPr>
+            <w:tcW w:type="dxa" w:w="2880"/>
+          </w:tcPr>
+          <w:p>
+            <w:pPr/>
+            <w:r>
+              <w:t>EMA snapshot (mood)</w:t>
+            </w:r>
+          </w:p>
+        </w:tc>
+        <w:tc>
+          <w:tcPr>
+            <w:tcW w:type="dxa" w:w="2880"/>
+          </w:tcPr>
+          <w:p>
+            <w:pPr/>
+            <w:r>
+              <w:t>Denormalized from EMA FK for flat-file MRT analysis without joins. 1–7 Likert.</w:t>
+            </w:r>
+          </w:p>
+        </w:tc>
+      </w:tr>
+      <w:tr>
+        <w:tc>
+          <w:tcPr>
+            <w:tcW w:type="dxa" w:w="2880"/>
+          </w:tcPr>
+          <w:p>
+            <w:pPr/>
+            <w:r>
+              <w:t>ema_stress</w:t>
+            </w:r>
+          </w:p>
+        </w:tc>
+        <w:tc>
+          <w:tcPr>
+            <w:tcW w:type="dxa" w:w="2880"/>
+          </w:tcPr>
+          <w:p>
+            <w:pPr/>
+            <w:r>
+              <w:t>EMA snapshot (stress)</w:t>
+            </w:r>
+          </w:p>
+        </w:tc>
+        <w:tc>
+          <w:tcPr>
+            <w:tcW w:type="dxa" w:w="2880"/>
+          </w:tcPr>
+          <w:p>
+            <w:pPr/>
+            <w:r>
+              <w:t>Denormalized from EMA FK. 1–7 Likert.</w:t>
+            </w:r>
+          </w:p>
+        </w:tc>
+      </w:tr>
+      <w:tr>
+        <w:tc>
+          <w:tcPr>
+            <w:tcW w:type="dxa" w:w="2880"/>
+          </w:tcPr>
+          <w:p>
+            <w:pPr/>
+            <w:r>
+              <w:t>ema_energy</w:t>
+            </w:r>
+          </w:p>
+        </w:tc>
+        <w:tc>
+          <w:tcPr>
+            <w:tcW w:type="dxa" w:w="2880"/>
+          </w:tcPr>
+          <w:p>
+            <w:pPr/>
+            <w:r>
+              <w:t>EMA snapshot (energy)</w:t>
+            </w:r>
+          </w:p>
+        </w:tc>
+        <w:tc>
+          <w:tcPr>
+            <w:tcW w:type="dxa" w:w="2880"/>
+          </w:tcPr>
+          <w:p>
+            <w:pPr/>
+            <w:r>
+              <w:t>Denormalized from EMA FK. 1–7 Likert.</w:t>
+            </w:r>
+          </w:p>
+        </w:tc>
+      </w:tr>
+      <w:tr>
+        <w:tc>
+          <w:tcPr>
+            <w:tcW w:type="dxa" w:w="2880"/>
+          </w:tcPr>
+          <w:p>
+            <w:pPr/>
+            <w:r>
+              <w:t>trigger_signal</w:t>
+            </w:r>
+          </w:p>
+        </w:tc>
+        <w:tc>
+          <w:tcPr>
+            <w:tcW w:type="dxa" w:w="2880"/>
+          </w:tcPr>
+          <w:p>
+            <w:pPr/>
+            <w:r>
+              <w:t>Telemetry signal (reserved)</w:t>
+            </w:r>
+          </w:p>
+        </w:tc>
+        <w:tc>
+          <w:tcPr>
+            <w:tcW w:type="dxa" w:w="2880"/>
+          </w:tcPr>
+          <w:p>
+            <w:pPr/>
+            <w:r>
+              <w:t>Null until HRV/sleep signals are wired per Celia's spec. Will record e.g. 'hrv_low', 'sleep_disrupted' as a second condition alongside MSSD.</w:t>
+            </w:r>
+          </w:p>
+        </w:tc>
+      </w:tr>
     </w:tbl>
     <w:p/>
     <w:p>
@@ -1184,38 +1432,6 @@
           <w:p>
             <w:r>
               <w:t>Randomization probability p. Confirmed 0.5 for full pilot (Dr. Chang, 2026-07-06). Float 0–1. Update only after PI sign-off.</w:t>
-            </w:r>
-          </w:p>
-        </w:tc>
-      </w:tr>
-      <w:tr>
-        <w:tc>
-          <w:tcPr>
-            <w:tcW w:type="dxa" w:w="2880"/>
-          </w:tcPr>
-          <w:p>
-            <w:r>
-              <w:t>JITAI_DEFAULT_PROMPT_ID</w:t>
-            </w:r>
-          </w:p>
-        </w:tc>
-        <w:tc>
-          <w:tcPr>
-            <w:tcW w:type="dxa" w:w="2880"/>
-          </w:tcPr>
-          <w:p>
-            <w:r>
-              <w:t>default</w:t>
-            </w:r>
-          </w:p>
-        </w:tc>
-        <w:tc>
-          <w:tcPr>
-            <w:tcW w:type="dxa" w:w="2880"/>
-          </w:tcPr>
-          <w:p>
-            <w:r>
-              <w:t>Prompt template key sent to the mobile app when send_prompt=True. The app resolves this key to message text locally (IRB constraint — no text in DB).</w:t>
             </w:r>
           </w:p>
         </w:tc>
@@ -1486,10 +1702,7 @@
           </w:tcPr>
           <w:p>
             <w:r>
-              <w:rPr>
-                <w:b/>
-              </w:rPr>
-              <w:t>Implemented — 2026-07-06</w:t>
+              <w:t>Implemented — 2026-07-16</w:t>
             </w:r>
           </w:p>
         </w:tc>
@@ -1514,10 +1727,7 @@
           </w:tcPr>
           <w:p>
             <w:r>
-              <w:rPr>
-                <w:b/>
-              </w:rPr>
-              <w:t>feat-Final-Database-Model</w:t>
+              <w:t>main (merged via PR #16 prompt-library)</w:t>
             </w:r>
           </w:p>
         </w:tc>
@@ -1542,10 +1752,7 @@
           </w:tcPr>
           <w:p>
             <w:r>
-              <w:rPr>
-                <w:b/>
-              </w:rPr>
-              <w:t>9d87afb → a149033 (5 commits, 176 tests passing)</w:t>
+              <w:t>prompt-library branch → merged to main 2026-07-16</w:t>
             </w:r>
           </w:p>
         </w:tc>
@@ -1570,10 +1777,17 @@
           </w:tcPr>
           <w:p>
             <w:r>
-              <w:rPr>
-                <w:b/>
-              </w:rPr>
-              <w:t>app/models.py, app/migrations/0035_jitailog_mrt_fields.py, decision_engine/decision_engine.py, app/tasks.py, app/notification_service.py, app/serializers.py</w:t>
+              <w:t>backend/app/notification_service.py — catalog loader + select_prompt</w:t>
+              <w:br/>
+              <w:t>backend/app/data/REACTprompts.csv — Eliana's prompt catalog (source of truth)</w:t>
+              <w:br/>
+              <w:t>backend/app/models.py — 5 new JITAILog fields</w:t>
+              <w:br/>
+              <w:t>backend/app/migrations/0036_jitailog_prompt_fields.py — DB migration</w:t>
+              <w:br/>
+              <w:t>backend/app/tasks.py — selection + logging</w:t>
+              <w:br/>
+              <w:t>backend/app/serializers.py — exposes new fields via API</w:t>
             </w:r>
           </w:p>
         </w:tc>
@@ -1598,10 +1812,9 @@
           </w:tcPr>
           <w:p>
             <w:r>
-              <w:rPr>
-                <w:b/>
-              </w:rPr>
-              <w:t>Friday live demo — start worker, kill mid-task, restart, show one row and one push, change JITAI_RANDOMIZATION_PROBABILITY live</w:t>
+              <w:t>fix/protect-mssd PR to merge — removes adjusted_mssd from decision path (Dr. Chang 2026-07-16).</w:t>
+              <w:br/>
+              <w:t>Then: Celia's HRV+sleep spec → Tien generator alignment → wire telemetry prompts.</w:t>
             </w:r>
           </w:p>
         </w:tc>

--- a/Resources/JITAI_Task_Overview.docx
+++ b/Resources/JITAI_Task_Overview.docx
@@ -1213,6 +1213,286 @@
           </w:p>
         </w:tc>
       </w:tr>
+      <w:tr>
+        <w:tc>
+          <w:tcPr>
+            <w:tcW w:type="dxa" w:w="2880"/>
+          </w:tcPr>
+          <w:p>
+            <w:pPr/>
+            <w:r>
+              <w:t>decision_made_at</w:t>
+            </w:r>
+          </w:p>
+        </w:tc>
+        <w:tc>
+          <w:tcPr>
+            <w:tcW w:type="dxa" w:w="2880"/>
+          </w:tcPr>
+          <w:p>
+            <w:pPr/>
+            <w:r>
+              <w:t>Decision point timestamp</w:t>
+            </w:r>
+          </w:p>
+        </w:tc>
+        <w:tc>
+          <w:tcPr>
+            <w:tcW w:type="dxa" w:w="2880"/>
+          </w:tcPr>
+          <w:p>
+            <w:pPr/>
+            <w:r>
+              <w:t>Defaults to now() on row creation; indexed for MRT time-series queries.</w:t>
+            </w:r>
+          </w:p>
+        </w:tc>
+      </w:tr>
+      <w:tr>
+        <w:tc>
+          <w:tcPr>
+            <w:tcW w:type="dxa" w:w="2880"/>
+          </w:tcPr>
+          <w:p>
+            <w:pPr/>
+            <w:r>
+              <w:t>push_sent_at</w:t>
+            </w:r>
+          </w:p>
+        </w:tc>
+        <w:tc>
+          <w:tcPr>
+            <w:tcW w:type="dxa" w:w="2880"/>
+          </w:tcPr>
+          <w:p>
+            <w:pPr/>
+            <w:r>
+              <w:t>Delivery timing</w:t>
+            </w:r>
+          </w:p>
+        </w:tc>
+        <w:tc>
+          <w:tcPr>
+            <w:tcW w:type="dxa" w:w="2880"/>
+          </w:tcPr>
+          <w:p>
+            <w:pPr/>
+            <w:r>
+              <w:t>Set by send_jitai_prompt() when Expo accepts the push (delivery_status = accepted_by_expo).</w:t>
+            </w:r>
+          </w:p>
+        </w:tc>
+      </w:tr>
+      <w:tr>
+        <w:tc>
+          <w:tcPr>
+            <w:tcW w:type="dxa" w:w="2880"/>
+          </w:tcPr>
+          <w:p>
+            <w:pPr/>
+            <w:r>
+              <w:t>device_received_at</w:t>
+            </w:r>
+          </w:p>
+        </w:tc>
+        <w:tc>
+          <w:tcPr>
+            <w:tcW w:type="dxa" w:w="2880"/>
+          </w:tcPr>
+          <w:p>
+            <w:pPr/>
+            <w:r>
+              <w:t>Delivery timing (reserved)</w:t>
+            </w:r>
+          </w:p>
+        </w:tc>
+        <w:tc>
+          <w:tcPr>
+            <w:tcW w:type="dxa" w:w="2880"/>
+          </w:tcPr>
+          <w:p>
+            <w:pPr/>
+            <w:r>
+              <w:t>Not yet wired to a live endpoint — will be set once the mobile app reports on-device receipt.</w:t>
+            </w:r>
+          </w:p>
+        </w:tc>
+      </w:tr>
+      <w:tr>
+        <w:tc>
+          <w:tcPr>
+            <w:tcW w:type="dxa" w:w="2880"/>
+          </w:tcPr>
+          <w:p>
+            <w:pPr/>
+            <w:r>
+              <w:t>receipt_reported_at</w:t>
+            </w:r>
+          </w:p>
+        </w:tc>
+        <w:tc>
+          <w:tcPr>
+            <w:tcW w:type="dxa" w:w="2880"/>
+          </w:tcPr>
+          <w:p>
+            <w:pPr/>
+            <w:r>
+              <w:t>Delivery timing (reserved)</w:t>
+            </w:r>
+          </w:p>
+        </w:tc>
+        <w:tc>
+          <w:tcPr>
+            <w:tcW w:type="dxa" w:w="2880"/>
+          </w:tcPr>
+          <w:p>
+            <w:pPr/>
+            <w:r>
+              <w:t>Server timestamp for when a client-reported receipt arrives; not yet wired to a live endpoint.</w:t>
+            </w:r>
+          </w:p>
+        </w:tc>
+      </w:tr>
+      <w:tr>
+        <w:tc>
+          <w:tcPr>
+            <w:tcW w:type="dxa" w:w="2880"/>
+          </w:tcPr>
+          <w:p>
+            <w:pPr/>
+            <w:r>
+              <w:t>delivery_status</w:t>
+            </w:r>
+          </w:p>
+        </w:tc>
+        <w:tc>
+          <w:tcPr>
+            <w:tcW w:type="dxa" w:w="2880"/>
+          </w:tcPr>
+          <w:p>
+            <w:pPr/>
+            <w:r>
+              <w:t>Delivery outcome (granular)</w:t>
+            </w:r>
+          </w:p>
+        </w:tc>
+        <w:tc>
+          <w:tcPr>
+            <w:tcW w:type="dxa" w:w="2880"/>
+          </w:tcPr>
+          <w:p>
+            <w:pPr/>
+            <w:r>
+              <w:t>pending / not_sent / accepted_by_expo / received_on_device / failed. Set alongside status by notification_service.py.</w:t>
+            </w:r>
+          </w:p>
+        </w:tc>
+      </w:tr>
+      <w:tr>
+        <w:tc>
+          <w:tcPr>
+            <w:tcW w:type="dxa" w:w="2880"/>
+          </w:tcPr>
+          <w:p>
+            <w:pPr/>
+            <w:r>
+              <w:t>delivery_error</w:t>
+            </w:r>
+          </w:p>
+        </w:tc>
+        <w:tc>
+          <w:tcPr>
+            <w:tcW w:type="dxa" w:w="2880"/>
+          </w:tcPr>
+          <w:p>
+            <w:pPr/>
+            <w:r>
+              <w:t>Delivery failure detail</w:t>
+            </w:r>
+          </w:p>
+        </w:tc>
+        <w:tc>
+          <w:tcPr>
+            <w:tcW w:type="dxa" w:w="2880"/>
+          </w:tcPr>
+          <w:p>
+            <w:pPr/>
+            <w:r>
+              <w:t>Expo/ticket exception text, truncated to 2000 chars; blank unless delivery_status = failed.</w:t>
+            </w:r>
+          </w:p>
+        </w:tc>
+      </w:tr>
+      <w:tr>
+        <w:tc>
+          <w:tcPr>
+            <w:tcW w:type="dxa" w:w="2880"/>
+          </w:tcPr>
+          <w:p>
+            <w:pPr/>
+            <w:r>
+              <w:t>receipt_platform</w:t>
+            </w:r>
+          </w:p>
+        </w:tc>
+        <w:tc>
+          <w:tcPr>
+            <w:tcW w:type="dxa" w:w="2880"/>
+          </w:tcPr>
+          <w:p>
+            <w:pPr/>
+            <w:r>
+              <w:t>Device platform (reserved)</w:t>
+            </w:r>
+          </w:p>
+        </w:tc>
+        <w:tc>
+          <w:tcPr>
+            <w:tcW w:type="dxa" w:w="2880"/>
+          </w:tcPr>
+          <w:p>
+            <w:pPr/>
+            <w:r>
+              <w:t>ios / android, reported with the delivery receipt; not yet wired to a live endpoint.</w:t>
+            </w:r>
+          </w:p>
+        </w:tc>
+      </w:tr>
+      <w:tr>
+        <w:tc>
+          <w:tcPr>
+            <w:tcW w:type="dxa" w:w="2880"/>
+          </w:tcPr>
+          <w:p>
+            <w:pPr/>
+            <w:r>
+              <w:t>receipt_app_state</w:t>
+            </w:r>
+          </w:p>
+        </w:tc>
+        <w:tc>
+          <w:tcPr>
+            <w:tcW w:type="dxa" w:w="2880"/>
+          </w:tcPr>
+          <w:p>
+            <w:pPr/>
+            <w:r>
+              <w:t>App state at receipt (reserved)</w:t>
+            </w:r>
+          </w:p>
+        </w:tc>
+        <w:tc>
+          <w:tcPr>
+            <w:tcW w:type="dxa" w:w="2880"/>
+          </w:tcPr>
+          <w:p>
+            <w:pPr/>
+            <w:r>
+              <w:t>foreground / background, reported with the delivery receipt; not yet wired to a live endpoint.</w:t>
+            </w:r>
+          </w:p>
+        </w:tc>
+      </w:tr>
     </w:tbl>
     <w:p/>
     <w:p>
@@ -1533,7 +1813,7 @@
           </w:tcPr>
           <w:p>
             <w:r>
-              <w:t>jitai_log.status updated and saved</w:t>
+              <w:t>jitai_log.status = "delivered", delivery_status = "accepted_by_expo", push_sent_at = now(); saved</w:t>
             </w:r>
           </w:p>
         </w:tc>
@@ -1565,7 +1845,7 @@
           </w:tcPr>
           <w:p>
             <w:r>
-              <w:t>user.push_token cleared; jitai_log.status = "failed"</w:t>
+              <w:t>user.push_token cleared; jitai_log.status = "failed", delivery_status = "failed", delivery_error = "device not registered"</w:t>
             </w:r>
           </w:p>
         </w:tc>
@@ -1597,7 +1877,7 @@
           </w:tcPr>
           <w:p>
             <w:r>
-              <w:t>One immediate retry (second attempt within seconds). If second attempt also fails: error logged; jitai_log.status = "failed". No delayed redelivery.</w:t>
+              <w:t>One immediate retry (second attempt within seconds). If second attempt also fails: error logged; jitai_log.status = "failed", delivery_status = "failed", delivery_error stores the exception text. No delayed redelivery.</w:t>
             </w:r>
           </w:p>
         </w:tc>
@@ -1629,7 +1909,7 @@
           </w:tcPr>
           <w:p>
             <w:r>
-              <w:t>No push attempt; row written with not_sent immediately</w:t>
+              <w:t>No push attempt; row written with status = "not_sent", delivery_status = "not_sent" immediately</w:t>
             </w:r>
           </w:p>
         </w:tc>
@@ -1826,7 +2106,7 @@
         <w:jc w:val="center"/>
       </w:pPr>
       <w:r>
-        <w:t>Last updated: 2026-07-06 · Author: Dustin Nguyen · SMASH Research Lab, UF</w:t>
+        <w:t>Last updated: 2026-07-16 · Author: Dustin Nguyen · SMASH Research Lab, UF</w:t>
       </w:r>
     </w:p>
     <w:sectPr>

--- a/Resources/JITAI_Task_Overview.docx
+++ b/Resources/JITAI_Task_Overview.docx
@@ -568,19 +568,19 @@
     <w:p>
       <w:pPr/>
       <w:r>
-        <w:t>Catalog source:  backend/app/data/REACTprompts.csv (Eliana Bacal). Loaded at module import by notification_service._load_catalog(). Eliana's revisions require only a CSV update and redeploy — no code change.</w:t>
+        <w:t>Catalog source (current, pending replacement):  backend/app/data/REACTprompts.csv (Eliana Bacal). Loaded at module import by notification_service._load_catalog(). Will be replaced by Eliana's reconciled active/parked catalog once delivered — no other code change expected beyond swapping the load source.</w:t>
       </w:r>
     </w:p>
     <w:p>
       <w:pPr/>
       <w:r>
-        <w:t>Selection rule (current):  All prompts with Trigger Condition = 'Survey' form the eligible pool. One is drawn at random. Domain routing (Alcohol vs. Eating vs. Cyber Aggression) is deferred until domain-specific EMA questions are finalized with Eliana.</w:t>
+        <w:t>Selection rule (as of 2026-08-19, pending wiring):  Dr. Chang ruled the IRB01 message bank (REACT_IRB01_Message_Bank_v1.docx — 26 CBT/ACT messages plus 4 active-control messages) governs what gets delivered, not REACTprompts.csv directly. Eliana Bacal owns reconciling the two files ID by ID, confirming overlapping prompts match the approved wording exactly, and marking each ID active vs. parked. CSV entries that don't survive reconciliation are marked inactive, not deleted, so the library history is preserved. The reconciled file becomes what this task loads. Until that file is delivered, the code still runs on the raw CSV as described below — do not treat this as already wired.</w:t>
       </w:r>
     </w:p>
     <w:p>
       <w:pPr/>
       <w:r>
-        <w:t>Telemetry prompts (Trigger Condition = 'Telemetry', P001–P012, P020–P032, P041–P045) are excluded from selection until the HRV/sleep spec from Celia is approved and wired in.</w:t>
+        <w:t>Telemetry prompts (Trigger Condition = 'Telemetry', P001–P012, P020–P032, P041–P045) remain excluded from selection — confirmed by Dr. Chang as intentional and unchanged: the cyber-aggression construct is still measured through the B5 check-in items and the telemetry logging itself, just not through message delivery, until the HRV/sleep spec from Celia is approved and wired in.</w:t>
       </w:r>
     </w:p>
     <w:p>
@@ -2106,7 +2106,7 @@
         <w:jc w:val="center"/>
       </w:pPr>
       <w:r>
-        <w:t>Last updated: 2026-07-16 · Author: Dustin Nguyen · SMASH Research Lab, UF</w:t>
+        <w:t>Last updated: 2026-08-24 · Author: Dustin Nguyen · SMASH Research Lab, UF</w:t>
       </w:r>
     </w:p>
     <w:sectPr>

--- a/Resources/JITAI_Task_Overview.docx
+++ b/Resources/JITAI_Task_Overview.docx
@@ -435,7 +435,7 @@
           </w:tcPr>
           <w:p>
             <w:r>
-              <w:t>Coin flip + select: if eligible, draw = Uniform(0,1); send = (draw &lt; p). When send=True, draw one prompt_id at random from the eligible pool.</w:t>
+              <w:t>Coin flip + select: if eligible, draw = Uniform(0,1); send = (draw &lt; p). When send=True, a second Uniform(0,1) draw (0.5/0.5, confirmed 2026-08-25) picks message_arm='coping' or 'control'; coping draws a prompt_id from the eligible pool, control draws from a separate active-control catalog.</w:t>
             </w:r>
           </w:p>
         </w:tc>
@@ -574,7 +574,7 @@
     <w:p>
       <w:pPr/>
       <w:r>
-        <w:t>Selection rule (as of 2026-08-19, pending wiring):  Dr. Chang ruled the IRB01 message bank (REACT_IRB01_Message_Bank_v1.docx — 26 CBT/ACT messages plus 4 active-control messages) governs what gets delivered, not REACTprompts.csv directly. Eliana Bacal owns reconciling the two files ID by ID, confirming overlapping prompts match the approved wording exactly, and marking each ID active vs. parked. CSV entries that don't survive reconciliation are marked inactive, not deleted, so the library history is preserved. The reconciled file becomes what this task loads. Until that file is delivered, the code still runs on the raw CSV as described below — do not treat this as already wired.</w:t>
+        <w:t>Selection rule (updated 2026-08-27):  Root cause found for why Eliana's reconciliation showed only 2 deliverable prompts — the CSV's Telemetry/Survey field is an engineering label for where a prompt idea came from, never a delivery rule, and was never part of IRB approval. Dr. Chang confirmed: route selection by the message bank's real trigger — emotional state (anger, anxiety, stress, low mood, interpersonal conflict, urge/craving) — not by Telemetry/Survey. Once wired, all 26 approved messages are the correct pool. Context-tag mapping partially resolved 2026-08-27: of the 4 Urge/craving messages, Eliana confirmed P027/P029 as drinking-tagged and ruled out P006/P008 as cyber-specific by wording. Still pending: the remaining 22 messages (general-purpose or not), the celebration-tagging structure (same P027/P029 pair under a different gate, or separate — pending Dr. Chang's call), and the C001-C004 active-control messages. Gate conservatively — exclude — for any message ID not yet mapped. Emotional-state matching itself is not yet implemented in select_prompt() — still a random.choice() over the Survey-tagged pool.</w:t>
       </w:r>
     </w:p>
     <w:p>
@@ -586,7 +586,21 @@
     <w:p>
       <w:pPr/>
       <w:r>
-        <w:t>Both the eligible pool (eligible_prompt_ids) and the drawn prompt (prompt_id) are recorded on the jitai_log row at every decision point, including control arm rows where send_prompt=False.</w:t>
+        <w:t>Both the eligible pool (eligible_prompt_ids) and the drawn prompt (prompt_id) are recorded on the jitai_log row at every eligible decision point, sent or not. Note on terminology: 'control arm' below in section 5 now means the active-control arm (message_arm='control') — a real neutral message IS sent. That's distinct from send_prompt=False, which means no message was sent at all (either ineligible, or the first-stage draw said no) — don't conflate the two when reading section 4's field table.</w:t>
+      </w:r>
+    </w:p>
+    <w:p>
+      <w:pPr>
+        <w:pStyle w:val="Heading2"/>
+      </w:pPr>
+      <w:r>
+        <w:t>3b. Post-Prompt Feedback (C0)</w:t>
+      </w:r>
+    </w:p>
+    <w:p>
+      <w:pPr/>
+      <w:r>
+        <w:t>Added 2026-08-25, per REACT_IRB01_StudyTeam_Measures_v2.docx Part 2. After any delivered prompt (coping or active-control arm), GET /ema/next/ offers a 'prompt_feedback' EMA (item C0: 'Was this message helpful right now?' / 'Did it change what you did next?') ahead of the outcome-window survey, keyed by source_jitai_log. Reuses EMA/EMAItemResponse — no new table. Submitting with an empty responses list records status='dismissed' rather than 'completed', so a skip is recorded as missing, not a negative answer. This is the study's pre-registered prompt-response-rate benchmark — Dr. Chang flagged it as the proximal outcome measure, build-now priority.</w:t>
       </w:r>
     </w:p>
     <w:p>
@@ -841,7 +855,7 @@
           </w:tcPr>
           <w:p>
             <w:r>
-              <w:t>True = intervention arm; False = control or ineligible</w:t>
+              <w:t>True = a message was sent (either arm). False = nothing sent — either ineligible or the first-stage draw said no. Do not read False as 'control arm' — see message_arm.</w:t>
             </w:r>
           </w:p>
         </w:tc>
@@ -1493,6 +1507,102 @@
           </w:p>
         </w:tc>
       </w:tr>
+      <w:tr>
+        <w:tc>
+          <w:tcPr>
+            <w:tcW w:type="dxa" w:w="2880"/>
+          </w:tcPr>
+          <w:p>
+            <w:r>
+              <w:t>message_arm</w:t>
+            </w:r>
+          </w:p>
+        </w:tc>
+        <w:tc>
+          <w:tcPr>
+            <w:tcW w:type="dxa" w:w="2880"/>
+          </w:tcPr>
+          <w:p>
+            <w:r>
+              <w:t>Message-arm assignment (added 2026-08-25)</w:t>
+            </w:r>
+          </w:p>
+        </w:tc>
+        <w:tc>
+          <w:tcPr>
+            <w:tcW w:type="dxa" w:w="2880"/>
+          </w:tcPr>
+          <w:p>
+            <w:r>
+              <w:t>'coping' or 'control'. Null when send_prompt=False (arm is only drawn after a send decision).</w:t>
+            </w:r>
+          </w:p>
+        </w:tc>
+      </w:tr>
+      <w:tr>
+        <w:tc>
+          <w:tcPr>
+            <w:tcW w:type="dxa" w:w="2880"/>
+          </w:tcPr>
+          <w:p>
+            <w:r>
+              <w:t>arm_randomization_probability</w:t>
+            </w:r>
+          </w:p>
+        </w:tc>
+        <w:tc>
+          <w:tcPr>
+            <w:tcW w:type="dxa" w:w="2880"/>
+          </w:tcPr>
+          <w:p>
+            <w:r>
+              <w:t>Arm-draw p (added 2026-08-25)</w:t>
+            </w:r>
+          </w:p>
+        </w:tc>
+        <w:tc>
+          <w:tcPr>
+            <w:tcW w:type="dxa" w:w="2880"/>
+          </w:tcPr>
+          <w:p>
+            <w:r>
+              <w:t>Read from JITAI_ARM_RANDOMIZATION_PROBABILITY env var, default 0.5. Null when arm not drawn.</w:t>
+            </w:r>
+          </w:p>
+        </w:tc>
+      </w:tr>
+      <w:tr>
+        <w:tc>
+          <w:tcPr>
+            <w:tcW w:type="dxa" w:w="2880"/>
+          </w:tcPr>
+          <w:p>
+            <w:r>
+              <w:t>arm_randomization_draw</w:t>
+            </w:r>
+          </w:p>
+        </w:tc>
+        <w:tc>
+          <w:tcPr>
+            <w:tcW w:type="dxa" w:w="2880"/>
+          </w:tcPr>
+          <w:p>
+            <w:r>
+              <w:t>Actual arm-stage Uniform(0,1) draw (added 2026-08-25)</w:t>
+            </w:r>
+          </w:p>
+        </w:tc>
+        <w:tc>
+          <w:tcPr>
+            <w:tcW w:type="dxa" w:w="2880"/>
+          </w:tcPr>
+          <w:p>
+            <w:r>
+              <w:t>Logged separately from randomization_draw so the send-decision effect and the arm-content effect can be analyzed independently. Null when arm not drawn.</w:t>
+            </w:r>
+          </w:p>
+        </w:tc>
+      </w:tr>
     </w:tbl>
     <w:p/>
     <w:p>
@@ -1520,6 +1630,11 @@
       <w:pPr/>
       <w:r>
         <w:t xml:space="preserve">    send_prompt = (random.uniform(0, 1) &lt; p)</w:t>
+      </w:r>
+    </w:p>
+    <w:p>
+      <w:r>
+        <w:t>Second-stage draw, confirmed by Dr. Chang 2026-08-25: only when the first draw results in send_prompt=True, a second Uniform(0,1) draw picks the message arm at 0.5/0.5 — message_arm = 'coping' if draw &lt; arm_p else 'control'. Coping draws from select_prompt() (the Survey-tagged pool); control draws from select_control_prompt(), which reads a separate active-control catalog (empty until Eliana adds C001-C004 — refuses to send rather than fabricate control content, same fail-closed pattern as the coping pool). Both arms receive a real notification — that's what isolates the effect of message content from the effect of being interrupted. arm_randomization_probability and arm_randomization_draw are logged separately from randomization_probability/randomization_draw so the two effects can be analyzed independently.</w:t>
       </w:r>
     </w:p>
     <w:p>
@@ -1716,6 +1831,38 @@
           </w:p>
         </w:tc>
       </w:tr>
+      <w:tr>
+        <w:tc>
+          <w:tcPr>
+            <w:tcW w:type="dxa" w:w="2880"/>
+          </w:tcPr>
+          <w:p>
+            <w:r>
+              <w:t>JITAI_ARM_RANDOMIZATION_PROBABILITY</w:t>
+            </w:r>
+          </w:p>
+        </w:tc>
+        <w:tc>
+          <w:tcPr>
+            <w:tcW w:type="dxa" w:w="2880"/>
+          </w:tcPr>
+          <w:p>
+            <w:r>
+              <w:t>0.5</w:t>
+            </w:r>
+          </w:p>
+        </w:tc>
+        <w:tc>
+          <w:tcPr>
+            <w:tcW w:type="dxa" w:w="2880"/>
+          </w:tcPr>
+          <w:p>
+            <w:r>
+              <w:t>Coping-vs-control arm split, only drawn after send_prompt=True. Confirmed 0.5 by Dr. Chang, 2026-08-25.</w:t>
+            </w:r>
+          </w:p>
+        </w:tc>
+      </w:tr>
     </w:tbl>
     <w:p/>
     <w:p>
@@ -1889,7 +2036,7 @@
           </w:tcPr>
           <w:p>
             <w:r>
-              <w:t>send_prompt=False (control or ineligible)</w:t>
+              <w:t>send_prompt=False (ineligible, or first-stage draw said no)</w:t>
             </w:r>
           </w:p>
         </w:tc>
@@ -2106,7 +2253,7 @@
         <w:jc w:val="center"/>
       </w:pPr>
       <w:r>
-        <w:t>Last updated: 2026-08-24 · Author: Dustin Nguyen · SMASH Research Lab, UF</w:t>
+        <w:t>Last updated: 2026-08-25 · Author: Dustin Nguyen · SMASH Research Lab, UF</w:t>
       </w:r>
     </w:p>
     <w:sectPr>
